--- a/New publication plots/Supplementary_Figures_Identifiability.docx
+++ b/New publication plots/Supplementary_Figures_Identifiability.docx
@@ -71,7 +71,7 @@
           <w:i/>
           <w:sz w:val="22"/>
         </w:rPr>
-        <w:t>(A) Parameter classification by source type across the 90-parameter model: 37 literature-derived (independently constrained by published data), 32 estimated (fixed at values chosen to satisfy quantitative targets, not part of the formal calibration sweep), 6 calibrated (fitted via the four-stage calibration procedure), and 15 assumed (with mechanistic justification). (B) Fisher Information Matrix eigenvalue spectrum. The FIM achieves rank 7, equal to the number of calibration outputs, confirming that the experimental design extracts the maximum information content from the available data. The leading eigenvalue captures 97.5% of the total information. Time-course FIM analysis extends the identifiable subspace to 11 directions, indicating that longitudinal measurements would increase parameter resolution by roughly 1.6-fold. (C) Normalised sensitivity heatmap showing the top 20 parameters ranked by maximum absolute sensitivity across the 7 calibration outputs. Disease modifiers (CI_max, α_clear) and ROS pathway parameters contribute the largest sensitivity coefficients, consistent with the Sobol analysis (Figure S1).</w:t>
+        <w:t>(A) Parameter classification by source type across the 90-parameter model: 32 literature-derived (independently constrained by published data), 33 estimated (fixed at values chosen to satisfy quantitative targets, not part of the formal calibration sweep), 6 calibrated (fitted via the four-stage calibration procedure), and 19 assumed (with mechanistic justification). (B) Fisher Information Matrix eigenvalue spectrum. The FIM achieves rank 7, equal to the number of calibration outputs, confirming that the experimental design extracts the maximum information content from the available data. The leading eigenvalue captures 97.5% of the total information. Time-course FIM analysis extends the identifiable subspace to 11 directions, indicating that longitudinal measurements would increase parameter resolution by roughly 1.6-fold. (C) Normalised sensitivity heatmap showing the top 20 parameters ranked by maximum absolute sensitivity across the 7 calibration outputs. Disease modifiers (CI_max, α_clear) and ROS pathway parameters contribute the largest sensitivity coefficients, consistent with the Sobol analysis (Figure S1).</w:t>
       </w:r>
     </w:p>
     <w:p>
